--- a/details/Weatherly Detailed Report Final.docx
+++ b/details/Weatherly Detailed Report Final.docx
@@ -650,11 +650,7 @@
         </w:rPr>
       </w:pPr>
       <w:r>
-        <w:rPr>
-          <w:rtl w:val="0"/>
-          <w:lang w:val="en-US"/>
-        </w:rPr>
-        <w:t>Save registered user data locally using file processing.</w:t>
+        <w:t>Save registered user data locally using encrypted binary file processing with RandomAccessFile.</w:t>
       </w:r>
     </w:p>
     <w:p>
@@ -826,11 +822,7 @@
         <w:pStyle w:val="Body"/>
       </w:pPr>
       <w:r>
-        <w:rPr>
-          <w:rtl w:val="0"/>
-          <w:lang w:val="en-US"/>
-        </w:rPr>
-        <w:t>The application uses local file processing to save registered users. When a new user creates an account, the username and password are saved in a local text file named users.txt. During login, the application reads this file and checks whether the entered username and password match a saved account.</w:t>
+        <w:t>The application uses local file processing to save registered users in an encrypted binary file named users.dat. Each fixed-size record is managed with RandomAccessFile and stores the username, password, IP address, and approximate city location. During login, the application reads and decrypts the stored records before checking whether the entered username and password match an existing account.</w:t>
       </w:r>
     </w:p>
     <w:p>
@@ -850,11 +842,7 @@
         <w:pStyle w:val="Body"/>
       </w:pPr>
       <w:r>
-        <w:rPr>
-          <w:rtl w:val="0"/>
-          <w:lang w:val="en-US"/>
-        </w:rPr>
-        <w:t>The GitHub repository includes the source code, images, pom.xml file, README file, and instructions for running the project. This report explains the project design and implementation in detail.</w:t>
+        <w:t>The GitHub repository includes the source code, images, pom.xml file, README file, users.dat storage workflow, and instructions for running the project. This report explains the project design and implementation in detail.</w:t>
       </w:r>
     </w:p>
     <w:p>
@@ -1434,6 +1422,50 @@
           </w:p>
         </w:tc>
       </w:tr>
+      <w:tr>
+        <w:tc>
+          <w:tcPr>
+            <w:tcW w:type="dxa" w:w="5184"/>
+          </w:tcPr>
+          <w:p>
+            <w:r>
+              <w:t>RandomAccessFile</w:t>
+            </w:r>
+          </w:p>
+        </w:tc>
+        <w:tc>
+          <w:tcPr>
+            <w:tcW w:type="dxa" w:w="5184"/>
+          </w:tcPr>
+          <w:p>
+            <w:r>
+              <w:t>Stores and reads fixed-size encrypted user records in a local binary file.</w:t>
+            </w:r>
+          </w:p>
+        </w:tc>
+      </w:tr>
+      <w:tr>
+        <w:tc>
+          <w:tcPr>
+            <w:tcW w:type="dxa" w:w="5184"/>
+          </w:tcPr>
+          <w:p>
+            <w:r>
+              <w:t>XOR-based encryption</w:t>
+            </w:r>
+          </w:p>
+        </w:tc>
+        <w:tc>
+          <w:tcPr>
+            <w:tcW w:type="dxa" w:w="5184"/>
+          </w:tcPr>
+          <w:p>
+            <w:r>
+              <w:t>Protects locally stored user record bytes from plain-text viewing in this academic project.</w:t>
+            </w:r>
+          </w:p>
+        </w:tc>
+      </w:tr>
     </w:tbl>
     <w:p>
       <w:pPr>
@@ -2022,6 +2054,82 @@
     </w:p>
     <w:p>
       <w:pPr>
+        <w:pStyle w:val="Heading 2"/>
+      </w:pPr>
+      <w:r>
+        <w:rPr>
+          <w:b w:val="0"/>
+          <w:i w:val="0"/>
+        </w:rPr>
+        <w:t>5.7 Developer Verification Console</w:t>
+      </w:r>
+    </w:p>
+    <w:p>
+      <w:pPr>
+        <w:pStyle w:val="Body"/>
+      </w:pPr>
+      <w:r>
+        <w:rPr>
+          <w:b w:val="0"/>
+          <w:i w:val="0"/>
+        </w:rPr>
+        <w:t>For source-code verification, a developer-only method can decrypt and print stored user records in the IntelliJ console. This method is not visible in the Weatherly user interface and is disabled in the normal application flow.</w:t>
+      </w:r>
+    </w:p>
+    <w:p>
+      <w:pPr>
+        <w:jc w:val="center"/>
+      </w:pPr>
+      <w:r>
+        <w:drawing>
+          <wp:inline xmlns:a="http://schemas.openxmlformats.org/drawingml/2006/main" xmlns:pic="http://schemas.openxmlformats.org/drawingml/2006/picture">
+            <wp:extent cx="5715000" cy="3054569"/>
+            <wp:docPr id="1073741832" name="Picture 1073741832"/>
+            <wp:cNvGraphicFramePr>
+              <a:graphicFrameLocks noChangeAspect="1"/>
+            </wp:cNvGraphicFramePr>
+            <a:graphic>
+              <a:graphicData uri="http://schemas.openxmlformats.org/drawingml/2006/picture">
+                <pic:pic>
+                  <pic:nvPicPr>
+                    <pic:cNvPr id="0" name="Screenshot 2026-05-13 at 20.41.53.png"/>
+                    <pic:cNvPicPr/>
+                  </pic:nvPicPr>
+                  <pic:blipFill>
+                    <a:blip r:embed="rId15"/>
+                    <a:stretch>
+                      <a:fillRect/>
+                    </a:stretch>
+                  </pic:blipFill>
+                  <pic:spPr>
+                    <a:xfrm>
+                      <a:off x="0" y="0"/>
+                      <a:ext cx="5715000" cy="3054569"/>
+                    </a:xfrm>
+                    <a:prstGeom prst="rect"/>
+                  </pic:spPr>
+                </pic:pic>
+              </a:graphicData>
+            </a:graphic>
+          </wp:inline>
+        </w:drawing>
+      </w:r>
+    </w:p>
+    <w:p>
+      <w:pPr>
+        <w:jc w:val="center"/>
+      </w:pPr>
+      <w:r>
+        <w:rPr>
+          <w:b w:val="0"/>
+          <w:i/>
+          <w:sz w:val="16"/>
+        </w:rPr>
+        <w:t>Figure 8: Developer-only console verification of encrypted user records.</w:t>
+      </w:r>
+    </w:p>
+    <w:p>
+      <w:pPr>
         <w:pStyle w:val="Heading"/>
       </w:pPr>
       <w:r>
@@ -2072,11 +2180,7 @@
         <w:pStyle w:val="Body"/>
       </w:pPr>
       <w:r>
-        <w:rPr>
-          <w:rtl w:val="0"/>
-          <w:lang w:val="en-US"/>
-        </w:rPr>
-        <w:t>The login system reads saved accounts from users.txt and checks whether the entered username and password match an existing account. The register screen validates fields and writes new accounts into the same file using FileWriter.</w:t>
+        <w:t>The login system reads encrypted user records from users.dat using UserFileManager and checks whether the entered username and password match an existing account after decryption. The register screen validates fields, creates a User object, and stores the new encrypted record using RandomAccessFile.</w:t>
       </w:r>
     </w:p>
     <w:p>
@@ -2365,6 +2469,42 @@
     </w:p>
     <w:p>
       <w:pPr>
+        <w:pStyle w:val="Heading 2"/>
+      </w:pPr>
+      <w:r>
+        <w:rPr>
+          <w:b w:val="0"/>
+          <w:i w:val="0"/>
+        </w:rPr>
+        <w:t>6.8 Encrypted Binary User Storage</w:t>
+      </w:r>
+    </w:p>
+    <w:p>
+      <w:pPr>
+        <w:pStyle w:val="Body"/>
+      </w:pPr>
+      <w:r>
+        <w:rPr>
+          <w:b w:val="0"/>
+          <w:i w:val="0"/>
+        </w:rPr>
+        <w:t>User.java stores the user fields in an object model, while UserFileManager.java writes and reads fixed-size records in users.dat. The stored fields are username, password, IP address, and approximate city location. A simple XOR-based byte transformation is applied before writing and reversed when records must be read internally.</w:t>
+      </w:r>
+    </w:p>
+    <w:p>
+      <w:pPr>
+        <w:pStyle w:val="Body"/>
+      </w:pPr>
+      <w:r>
+        <w:rPr>
+          <w:b w:val="0"/>
+          <w:i w:val="0"/>
+        </w:rPr>
+        <w:t>A developer-only verification method, printAllUsersForDeveloper(), can be temporarily enabled in the source code to print decrypted records in the IntelliJ console during evaluation. It is not part of the normal user interface.</w:t>
+      </w:r>
+    </w:p>
+    <w:p>
+      <w:pPr>
         <w:pStyle w:val="Heading"/>
       </w:pPr>
       <w:r>
@@ -2504,427 +2644,41 @@
         <w:pStyle w:val="Body"/>
       </w:pPr>
       <w:r>
-        <w:rPr>
-          <w:rFonts w:ascii="Consolas" w:cs="Consolas" w:hAnsi="Consolas" w:eastAsia="Consolas"/>
-          <w:sz w:val="18"/>
-          <w:szCs w:val="18"/>
-          <w:rtl w:val="0"/>
-          <w:lang w:val="en-US"/>
-        </w:rPr>
         <w:t>Weatherly/</w:t>
-      </w:r>
-      <w:r>
-        <w:rPr>
-          <w:rFonts w:ascii="Consolas" w:cs="Consolas" w:hAnsi="Consolas" w:eastAsia="Consolas"/>
-          <w:sz w:val="18"/>
-          <w:szCs w:val="18"/>
-        </w:rPr>
-        <w:br w:type="textWrapping"/>
-      </w:r>
-      <w:r>
-        <w:rPr>
-          <w:rFonts w:ascii="Consolas" w:cs="Consolas" w:hAnsi="Consolas" w:eastAsia="Consolas"/>
-          <w:sz w:val="18"/>
-          <w:szCs w:val="18"/>
-          <w:rtl w:val="0"/>
-          <w:lang w:val="en-US"/>
-        </w:rPr>
-        <w:t xml:space="preserve">├── </w:t>
-      </w:r>
-      <w:r>
-        <w:rPr>
-          <w:rFonts w:ascii="Consolas" w:cs="Consolas" w:hAnsi="Consolas" w:eastAsia="Consolas"/>
-          <w:sz w:val="18"/>
-          <w:szCs w:val="18"/>
-          <w:rtl w:val="0"/>
-        </w:rPr>
-        <w:t>pom.xml</w:t>
-      </w:r>
-      <w:r>
-        <w:rPr>
-          <w:rFonts w:ascii="Consolas" w:cs="Consolas" w:hAnsi="Consolas" w:eastAsia="Consolas"/>
-          <w:sz w:val="18"/>
-          <w:szCs w:val="18"/>
-        </w:rPr>
-        <w:br w:type="textWrapping"/>
-      </w:r>
-      <w:r>
-        <w:rPr>
-          <w:rFonts w:ascii="Consolas" w:cs="Consolas" w:hAnsi="Consolas" w:eastAsia="Consolas"/>
-          <w:sz w:val="18"/>
-          <w:szCs w:val="18"/>
-          <w:rtl w:val="0"/>
-          <w:lang w:val="en-US"/>
-        </w:rPr>
-        <w:t xml:space="preserve">├── </w:t>
-      </w:r>
-      <w:r>
-        <w:rPr>
-          <w:rFonts w:ascii="Consolas" w:cs="Consolas" w:hAnsi="Consolas" w:eastAsia="Consolas"/>
-          <w:sz w:val="18"/>
-          <w:szCs w:val="18"/>
-          <w:rtl w:val="0"/>
-        </w:rPr>
-        <w:t>README.md</w:t>
-      </w:r>
-      <w:r>
-        <w:rPr>
-          <w:rFonts w:ascii="Consolas" w:cs="Consolas" w:hAnsi="Consolas" w:eastAsia="Consolas"/>
-          <w:sz w:val="18"/>
-          <w:szCs w:val="18"/>
-        </w:rPr>
-        <w:br w:type="textWrapping"/>
-      </w:r>
-      <w:r>
-        <w:rPr>
-          <w:rFonts w:ascii="Consolas" w:cs="Consolas" w:hAnsi="Consolas" w:eastAsia="Consolas"/>
-          <w:sz w:val="18"/>
-          <w:szCs w:val="18"/>
-          <w:rtl w:val="0"/>
-          <w:lang w:val="en-US"/>
-        </w:rPr>
-        <w:t xml:space="preserve">├── </w:t>
-      </w:r>
-      <w:r>
-        <w:rPr>
-          <w:rFonts w:ascii="Consolas" w:cs="Consolas" w:hAnsi="Consolas" w:eastAsia="Consolas"/>
-          <w:sz w:val="18"/>
-          <w:szCs w:val="18"/>
-          <w:rtl w:val="0"/>
-          <w:lang w:val="en-US"/>
-        </w:rPr>
-        <w:t>users.txt</w:t>
-      </w:r>
-      <w:r>
-        <w:rPr>
-          <w:rFonts w:ascii="Consolas" w:cs="Consolas" w:hAnsi="Consolas" w:eastAsia="Consolas"/>
-          <w:sz w:val="18"/>
-          <w:szCs w:val="18"/>
-        </w:rPr>
-        <w:br w:type="textWrapping"/>
-      </w:r>
-      <w:r>
-        <w:rPr>
-          <w:rFonts w:ascii="Consolas" w:cs="Consolas" w:hAnsi="Consolas" w:eastAsia="Consolas"/>
-          <w:sz w:val="18"/>
-          <w:szCs w:val="18"/>
-          <w:rtl w:val="0"/>
-          <w:lang w:val="en-US"/>
-        </w:rPr>
-        <w:t xml:space="preserve">├── </w:t>
-      </w:r>
-      <w:r>
-        <w:rPr>
-          <w:rFonts w:ascii="Consolas" w:cs="Consolas" w:hAnsi="Consolas" w:eastAsia="Consolas"/>
-          <w:sz w:val="18"/>
-          <w:szCs w:val="18"/>
-          <w:rtl w:val="0"/>
-        </w:rPr>
-        <w:t>src/</w:t>
-      </w:r>
-      <w:r>
-        <w:rPr>
-          <w:rFonts w:ascii="Consolas" w:cs="Consolas" w:hAnsi="Consolas" w:eastAsia="Consolas"/>
-          <w:sz w:val="18"/>
-          <w:szCs w:val="18"/>
-        </w:rPr>
-        <w:br w:type="textWrapping"/>
-      </w:r>
-      <w:r>
-        <w:rPr>
-          <w:rFonts w:ascii="Consolas" w:cs="Consolas" w:hAnsi="Consolas" w:eastAsia="Consolas"/>
-          <w:sz w:val="18"/>
-          <w:szCs w:val="18"/>
-          <w:rtl w:val="0"/>
-          <w:lang w:val="en-US"/>
-        </w:rPr>
-        <w:t xml:space="preserve">│   └── </w:t>
-      </w:r>
-      <w:r>
-        <w:rPr>
-          <w:rFonts w:ascii="Consolas" w:cs="Consolas" w:hAnsi="Consolas" w:eastAsia="Consolas"/>
-          <w:sz w:val="18"/>
-          <w:szCs w:val="18"/>
-          <w:rtl w:val="0"/>
-          <w:lang w:val="fr-FR"/>
-        </w:rPr>
-        <w:t>main/</w:t>
-      </w:r>
-      <w:r>
-        <w:rPr>
-          <w:rFonts w:ascii="Consolas" w:cs="Consolas" w:hAnsi="Consolas" w:eastAsia="Consolas"/>
-          <w:sz w:val="18"/>
-          <w:szCs w:val="18"/>
-        </w:rPr>
-        <w:br w:type="textWrapping"/>
-      </w:r>
-      <w:r>
-        <w:rPr>
-          <w:rFonts w:ascii="Consolas" w:cs="Consolas" w:hAnsi="Consolas" w:eastAsia="Consolas"/>
-          <w:sz w:val="18"/>
-          <w:szCs w:val="18"/>
-          <w:rtl w:val="0"/>
-          <w:lang w:val="en-US"/>
-        </w:rPr>
-        <w:t xml:space="preserve">│       ├── </w:t>
-      </w:r>
-      <w:r>
-        <w:rPr>
-          <w:rFonts w:ascii="Consolas" w:cs="Consolas" w:hAnsi="Consolas" w:eastAsia="Consolas"/>
-          <w:sz w:val="18"/>
-          <w:szCs w:val="18"/>
-          <w:rtl w:val="0"/>
-        </w:rPr>
-        <w:t>java/</w:t>
-      </w:r>
-      <w:r>
-        <w:rPr>
-          <w:rFonts w:ascii="Consolas" w:cs="Consolas" w:hAnsi="Consolas" w:eastAsia="Consolas"/>
-          <w:sz w:val="18"/>
-          <w:szCs w:val="18"/>
-        </w:rPr>
-        <w:br w:type="textWrapping"/>
-      </w:r>
-      <w:r>
-        <w:rPr>
-          <w:rFonts w:ascii="Consolas" w:cs="Consolas" w:hAnsi="Consolas" w:eastAsia="Consolas"/>
-          <w:sz w:val="18"/>
-          <w:szCs w:val="18"/>
-          <w:rtl w:val="0"/>
-          <w:lang w:val="en-US"/>
-        </w:rPr>
-        <w:t xml:space="preserve">│       │   └── </w:t>
-      </w:r>
-      <w:r>
-        <w:rPr>
-          <w:rFonts w:ascii="Consolas" w:cs="Consolas" w:hAnsi="Consolas" w:eastAsia="Consolas"/>
-          <w:sz w:val="18"/>
-          <w:szCs w:val="18"/>
-          <w:rtl w:val="0"/>
-          <w:lang w:val="en-US"/>
-        </w:rPr>
-        <w:t>com/weatherfx/</w:t>
-      </w:r>
-      <w:r>
-        <w:rPr>
-          <w:rFonts w:ascii="Consolas" w:cs="Consolas" w:hAnsi="Consolas" w:eastAsia="Consolas"/>
-          <w:sz w:val="18"/>
-          <w:szCs w:val="18"/>
-        </w:rPr>
-        <w:br w:type="textWrapping"/>
-      </w:r>
-      <w:r>
-        <w:rPr>
-          <w:rFonts w:ascii="Consolas" w:cs="Consolas" w:hAnsi="Consolas" w:eastAsia="Consolas"/>
-          <w:sz w:val="18"/>
-          <w:szCs w:val="18"/>
-          <w:rtl w:val="0"/>
-          <w:lang w:val="en-US"/>
-        </w:rPr>
-        <w:t xml:space="preserve">│       │       ├── </w:t>
-      </w:r>
-      <w:r>
-        <w:rPr>
-          <w:rFonts w:ascii="Consolas" w:cs="Consolas" w:hAnsi="Consolas" w:eastAsia="Consolas"/>
-          <w:sz w:val="18"/>
-          <w:szCs w:val="18"/>
-          <w:rtl w:val="0"/>
-        </w:rPr>
-        <w:t>Main.java</w:t>
-      </w:r>
-      <w:r>
-        <w:rPr>
-          <w:rFonts w:ascii="Consolas" w:cs="Consolas" w:hAnsi="Consolas" w:eastAsia="Consolas"/>
-          <w:sz w:val="18"/>
-          <w:szCs w:val="18"/>
-        </w:rPr>
-        <w:br w:type="textWrapping"/>
-      </w:r>
-      <w:r>
-        <w:rPr>
-          <w:rFonts w:ascii="Consolas" w:cs="Consolas" w:hAnsi="Consolas" w:eastAsia="Consolas"/>
-          <w:sz w:val="18"/>
-          <w:szCs w:val="18"/>
-          <w:rtl w:val="0"/>
-          <w:lang w:val="en-US"/>
-        </w:rPr>
-        <w:t xml:space="preserve">│       │       └── </w:t>
-      </w:r>
-      <w:r>
-        <w:rPr>
-          <w:rFonts w:ascii="Consolas" w:cs="Consolas" w:hAnsi="Consolas" w:eastAsia="Consolas"/>
-          <w:sz w:val="18"/>
-          <w:szCs w:val="18"/>
-          <w:rtl w:val="0"/>
-          <w:lang w:val="en-US"/>
-        </w:rPr>
-        <w:t>WeatherService.java</w:t>
-      </w:r>
-      <w:r>
-        <w:rPr>
-          <w:rFonts w:ascii="Consolas" w:cs="Consolas" w:hAnsi="Consolas" w:eastAsia="Consolas"/>
-          <w:sz w:val="18"/>
-          <w:szCs w:val="18"/>
-        </w:rPr>
-        <w:br w:type="textWrapping"/>
-      </w:r>
-      <w:r>
-        <w:rPr>
-          <w:rFonts w:ascii="Consolas" w:cs="Consolas" w:hAnsi="Consolas" w:eastAsia="Consolas"/>
-          <w:sz w:val="18"/>
-          <w:szCs w:val="18"/>
-          <w:rtl w:val="0"/>
-          <w:lang w:val="en-US"/>
-        </w:rPr>
-        <w:t xml:space="preserve">│       └── </w:t>
-      </w:r>
-      <w:r>
-        <w:rPr>
-          <w:rFonts w:ascii="Consolas" w:cs="Consolas" w:hAnsi="Consolas" w:eastAsia="Consolas"/>
-          <w:sz w:val="18"/>
-          <w:szCs w:val="18"/>
-          <w:rtl w:val="0"/>
-          <w:lang w:val="en-US"/>
-        </w:rPr>
-        <w:t>resources/</w:t>
-      </w:r>
-      <w:r>
-        <w:rPr>
-          <w:rFonts w:ascii="Consolas" w:cs="Consolas" w:hAnsi="Consolas" w:eastAsia="Consolas"/>
-          <w:sz w:val="18"/>
-          <w:szCs w:val="18"/>
-        </w:rPr>
-        <w:br w:type="textWrapping"/>
-      </w:r>
-      <w:r>
-        <w:rPr>
-          <w:rFonts w:ascii="Consolas" w:cs="Consolas" w:hAnsi="Consolas" w:eastAsia="Consolas"/>
-          <w:sz w:val="18"/>
-          <w:szCs w:val="18"/>
-          <w:rtl w:val="0"/>
-          <w:lang w:val="en-US"/>
-        </w:rPr>
-        <w:t xml:space="preserve">│           └── </w:t>
-      </w:r>
-      <w:r>
-        <w:rPr>
-          <w:rFonts w:ascii="Consolas" w:cs="Consolas" w:hAnsi="Consolas" w:eastAsia="Consolas"/>
-          <w:sz w:val="18"/>
-          <w:szCs w:val="18"/>
-          <w:rtl w:val="0"/>
-          <w:lang w:val="fr-FR"/>
-        </w:rPr>
-        <w:t>images/</w:t>
-      </w:r>
-      <w:r>
-        <w:rPr>
-          <w:rFonts w:ascii="Consolas" w:cs="Consolas" w:hAnsi="Consolas" w:eastAsia="Consolas"/>
-          <w:sz w:val="18"/>
-          <w:szCs w:val="18"/>
-        </w:rPr>
-        <w:br w:type="textWrapping"/>
-      </w:r>
-      <w:r>
-        <w:rPr>
-          <w:rFonts w:ascii="Consolas" w:cs="Consolas" w:hAnsi="Consolas" w:eastAsia="Consolas"/>
-          <w:sz w:val="18"/>
-          <w:szCs w:val="18"/>
-          <w:rtl w:val="0"/>
-          <w:lang w:val="en-US"/>
-        </w:rPr>
-        <w:t xml:space="preserve">│               ├── </w:t>
-      </w:r>
-      <w:r>
-        <w:rPr>
-          <w:rFonts w:ascii="Consolas" w:cs="Consolas" w:hAnsi="Consolas" w:eastAsia="Consolas"/>
-          <w:sz w:val="18"/>
-          <w:szCs w:val="18"/>
-          <w:rtl w:val="0"/>
-          <w:lang w:val="en-US"/>
-        </w:rPr>
-        <w:t>verycold.png</w:t>
-      </w:r>
-      <w:r>
-        <w:rPr>
-          <w:rFonts w:ascii="Consolas" w:cs="Consolas" w:hAnsi="Consolas" w:eastAsia="Consolas"/>
-          <w:sz w:val="18"/>
-          <w:szCs w:val="18"/>
-        </w:rPr>
-        <w:br w:type="textWrapping"/>
-      </w:r>
-      <w:r>
-        <w:rPr>
-          <w:rFonts w:ascii="Consolas" w:cs="Consolas" w:hAnsi="Consolas" w:eastAsia="Consolas"/>
-          <w:sz w:val="18"/>
-          <w:szCs w:val="18"/>
-          <w:rtl w:val="0"/>
-          <w:lang w:val="en-US"/>
-        </w:rPr>
-        <w:t xml:space="preserve">│               ├── </w:t>
-      </w:r>
-      <w:r>
-        <w:rPr>
-          <w:rFonts w:ascii="Consolas" w:cs="Consolas" w:hAnsi="Consolas" w:eastAsia="Consolas"/>
-          <w:sz w:val="18"/>
-          <w:szCs w:val="18"/>
-          <w:rtl w:val="0"/>
-          <w:lang w:val="en-US"/>
-        </w:rPr>
-        <w:t>cold.png</w:t>
-      </w:r>
-      <w:r>
-        <w:rPr>
-          <w:rFonts w:ascii="Consolas" w:cs="Consolas" w:hAnsi="Consolas" w:eastAsia="Consolas"/>
-          <w:sz w:val="18"/>
-          <w:szCs w:val="18"/>
-        </w:rPr>
-        <w:br w:type="textWrapping"/>
-      </w:r>
-      <w:r>
-        <w:rPr>
-          <w:rFonts w:ascii="Consolas" w:cs="Consolas" w:hAnsi="Consolas" w:eastAsia="Consolas"/>
-          <w:sz w:val="18"/>
-          <w:szCs w:val="18"/>
-          <w:rtl w:val="0"/>
-          <w:lang w:val="en-US"/>
-        </w:rPr>
-        <w:t xml:space="preserve">│               ├── </w:t>
-      </w:r>
-      <w:r>
-        <w:rPr>
-          <w:rFonts w:ascii="Consolas" w:cs="Consolas" w:hAnsi="Consolas" w:eastAsia="Consolas"/>
-          <w:sz w:val="18"/>
-          <w:szCs w:val="18"/>
-          <w:rtl w:val="0"/>
-        </w:rPr>
-        <w:t>chilly.png</w:t>
-      </w:r>
-      <w:r>
-        <w:rPr>
-          <w:rFonts w:ascii="Consolas" w:cs="Consolas" w:hAnsi="Consolas" w:eastAsia="Consolas"/>
-          <w:sz w:val="18"/>
-          <w:szCs w:val="18"/>
-        </w:rPr>
-        <w:br w:type="textWrapping"/>
-      </w:r>
-      <w:r>
-        <w:rPr>
-          <w:rFonts w:ascii="Consolas" w:cs="Consolas" w:hAnsi="Consolas" w:eastAsia="Consolas"/>
-          <w:sz w:val="18"/>
-          <w:szCs w:val="18"/>
-          <w:rtl w:val="0"/>
-          <w:lang w:val="en-US"/>
-        </w:rPr>
-        <w:t xml:space="preserve">│               └── </w:t>
-      </w:r>
-      <w:r>
-        <w:rPr>
-          <w:rFonts w:ascii="Consolas" w:cs="Consolas" w:hAnsi="Consolas" w:eastAsia="Consolas"/>
-          <w:sz w:val="18"/>
-          <w:szCs w:val="18"/>
-          <w:rtl w:val="0"/>
-        </w:rPr>
-        <w:t>hot.png</w:t>
+        <w:br/>
+        <w:t>├── pom.xml</w:t>
+        <w:br/>
+        <w:t>├── README.md</w:t>
+        <w:br/>
+        <w:t>├── users.dat</w:t>
+        <w:br/>
+        <w:t>├── src/</w:t>
+        <w:br/>
+        <w:t>│   └── main/</w:t>
+        <w:br/>
+        <w:t>│       ├── java/</w:t>
+        <w:br/>
+        <w:t>│       │   └── com/weatherfx/</w:t>
+        <w:br/>
+        <w:t>│       │       ├── Main.java</w:t>
+        <w:br/>
+        <w:t>│       │       ├── WeatherService.java</w:t>
+        <w:br/>
+        <w:t>│       │       ├── User.java</w:t>
+        <w:br/>
+        <w:t>│       │       └── UserFileManager.java</w:t>
+        <w:br/>
+        <w:t>│       └── resources/</w:t>
+        <w:br/>
+        <w:t>│           └── images/</w:t>
+        <w:br/>
+        <w:t>│               ├── verycold.png</w:t>
+        <w:br/>
+        <w:t>│               ├── cold.png</w:t>
+        <w:br/>
+        <w:t>│               ├── chilly.png</w:t>
+        <w:br/>
+        <w:t>│               └── hot.png</w:t>
       </w:r>
     </w:p>
     <w:p>
@@ -3062,11 +2816,7 @@
         <w:pStyle w:val="Body"/>
       </w:pPr>
       <w:r>
-        <w:rPr>
-          <w:rtl w:val="0"/>
-          <w:lang w:val="en-US"/>
-        </w:rPr>
-        <w:t>Weatherly successfully meets the requirements of the Programming II final project. It is a JavaFX visual desktop application that includes basic weather search functionality, user authentication, local file processing, live API data, and a clean graphical interface.</w:t>
+        <w:t>Weatherly successfully meets the requirements of the Programming II final project. It is a JavaFX visual desktop application that includes basic weather search functionality, user authentication, encrypted binary local file processing with RandomAccessFile, live API data, and a clean graphical interface.</w:t>
       </w:r>
     </w:p>
     <w:p>
@@ -3074,11 +2824,7 @@
         <w:pStyle w:val="Body"/>
       </w:pPr>
       <w:r>
-        <w:rPr>
-          <w:rtl w:val="0"/>
-          <w:lang w:val="en-US"/>
-        </w:rPr>
-        <w:t>The project also includes extra visual features such as dynamic backgrounds, fade transitions, animated wind speed display, and optional current location detection. These features improve the user experience and make the project more complete and interactive.</w:t>
+        <w:t>The project also includes extra visual features such as dynamic backgrounds, fade transitions, animated wind speed display, optional current location detection, and developer-only verification of encrypted stored user records. These features improve the user experience and make the project more complete and interactive.</w:t>
       </w:r>
     </w:p>
     <w:sectPr>
